--- a/ספורט נשים/תכולת דשבורד ספורט נשים.docx
+++ b/ספורט נשים/תכולת דשבורד ספורט נשים.docx
@@ -281,21 +281,7 @@
           <w:rFonts w:hint="cs"/>
           <w:rtl/>
         </w:rPr>
-        <w:t xml:space="preserve"> </w:t>
-      </w:r>
-      <w:r>
-        <w:rPr>
-          <w:rFonts w:hint="cs"/>
-          <w:rtl/>
-        </w:rPr>
-        <w:t>רשות א + רשות ב + רשות ג</w:t>
-      </w:r>
-      <w:r>
-        <w:rPr>
-          <w:rFonts w:hint="cs"/>
-          <w:rtl/>
-        </w:rPr>
-        <w:t xml:space="preserve"> (3 כרטיסים)</w:t>
+        <w:t xml:space="preserve"> רשות א + רשות ב + רשות ג (3 כרטיסים)</w:t>
       </w:r>
     </w:p>
     <w:p>
@@ -338,38 +324,24 @@
           <w:rFonts w:hint="cs"/>
           <w:rtl/>
         </w:rPr>
-        <w:t xml:space="preserve"> רשות א + רשות ב + רשות ג </w:t>
-      </w:r>
-      <w:r>
-        <w:rPr>
-          <w:rFonts w:hint="cs"/>
-          <w:rtl/>
-        </w:rPr>
-        <w:t>(3 כרטיסים)</w:t>
-      </w:r>
-    </w:p>
-    <w:p>
-      <w:pPr>
-        <w:pStyle w:val="ListParagraph"/>
-        <w:numPr>
-          <w:ilvl w:val="0"/>
-          <w:numId w:val="2"/>
-        </w:numPr>
-        <w:bidi/>
-      </w:pPr>
-      <w:r>
-        <w:rPr>
-          <w:rFonts w:hint="cs"/>
-          <w:rtl/>
-        </w:rPr>
-        <w:t xml:space="preserve">שיעור ספורטאיות - </w:t>
-      </w:r>
-      <w:r>
-        <w:rPr>
-          <w:rFonts w:hint="cs"/>
-          <w:rtl/>
-        </w:rPr>
-        <w:t>רשות א + רשות ב + רשות ג (3 כרטיסים)</w:t>
+        <w:t xml:space="preserve"> רשות א + רשות ב + רשות ג (3 כרטיסים)</w:t>
+      </w:r>
+    </w:p>
+    <w:p>
+      <w:pPr>
+        <w:pStyle w:val="ListParagraph"/>
+        <w:numPr>
+          <w:ilvl w:val="0"/>
+          <w:numId w:val="2"/>
+        </w:numPr>
+        <w:bidi/>
+      </w:pPr>
+      <w:r>
+        <w:rPr>
+          <w:rFonts w:hint="cs"/>
+          <w:rtl/>
+        </w:rPr>
+        <w:t>שיעור ספורטאיות - רשות א + רשות ב + רשות ג (3 כרטיסים)</w:t>
       </w:r>
     </w:p>
     <w:p>
@@ -399,62 +371,41 @@
           <w:rFonts w:hint="cs"/>
           <w:rtl/>
         </w:rPr>
-        <w:t xml:space="preserve"> שיעור ספורטאיות - </w:t>
-      </w:r>
-      <w:r>
-        <w:rPr>
-          <w:rFonts w:hint="cs"/>
-          <w:rtl/>
-        </w:rPr>
-        <w:t>רשות א + רשות ב + רשות ג (3 כרטיסים)</w:t>
-      </w:r>
-    </w:p>
-    <w:p>
-      <w:pPr>
-        <w:pStyle w:val="ListParagraph"/>
-        <w:numPr>
-          <w:ilvl w:val="0"/>
-          <w:numId w:val="2"/>
-        </w:numPr>
-        <w:bidi/>
-      </w:pPr>
-      <w:r>
-        <w:rPr>
-          <w:rFonts w:hint="cs"/>
-          <w:rtl/>
-        </w:rPr>
-        <w:t xml:space="preserve">שינוי שנתי במספר ספורטאיות (לעומת שנה קודמת) - </w:t>
-      </w:r>
-      <w:r>
-        <w:rPr>
-          <w:rFonts w:hint="cs"/>
-          <w:rtl/>
-        </w:rPr>
-        <w:t>רשות א + רשות ב + רשות ג (3 כרטיסים)</w:t>
-      </w:r>
-    </w:p>
-    <w:p>
-      <w:pPr>
-        <w:pStyle w:val="ListParagraph"/>
-        <w:numPr>
-          <w:ilvl w:val="0"/>
-          <w:numId w:val="2"/>
-        </w:numPr>
-        <w:bidi/>
-      </w:pPr>
-      <w:r>
-        <w:rPr>
-          <w:rFonts w:hint="cs"/>
-          <w:rtl/>
-        </w:rPr>
-        <w:t xml:space="preserve">שימור - </w:t>
-      </w:r>
-      <w:r>
-        <w:rPr>
-          <w:rFonts w:hint="cs"/>
-          <w:rtl/>
-        </w:rPr>
-        <w:t>רשות א + רשות ב + רשות ג (3 כרטיסים)</w:t>
+        <w:t xml:space="preserve"> שיעור ספורטאיות - רשות א + רשות ב + רשות ג (3 כרטיסים)</w:t>
+      </w:r>
+    </w:p>
+    <w:p>
+      <w:pPr>
+        <w:pStyle w:val="ListParagraph"/>
+        <w:numPr>
+          <w:ilvl w:val="0"/>
+          <w:numId w:val="2"/>
+        </w:numPr>
+        <w:bidi/>
+      </w:pPr>
+      <w:r>
+        <w:rPr>
+          <w:rFonts w:hint="cs"/>
+          <w:rtl/>
+        </w:rPr>
+        <w:t>שינוי שנתי במספר ספורטאיות (לעומת שנה קודמת) - רשות א + רשות ב + רשות ג (3 כרטיסים)</w:t>
+      </w:r>
+    </w:p>
+    <w:p>
+      <w:pPr>
+        <w:pStyle w:val="ListParagraph"/>
+        <w:numPr>
+          <w:ilvl w:val="0"/>
+          <w:numId w:val="2"/>
+        </w:numPr>
+        <w:bidi/>
+      </w:pPr>
+      <w:r>
+        <w:rPr>
+          <w:rFonts w:hint="cs"/>
+          <w:rtl/>
+        </w:rPr>
+        <w:t>שימור - רשות א + רשות ב + רשות ג (3 כרטיסים)</w:t>
       </w:r>
     </w:p>
     <w:p>
@@ -484,62 +435,41 @@
           <w:rFonts w:hint="cs"/>
           <w:rtl/>
         </w:rPr>
-        <w:t xml:space="preserve"> שימור - </w:t>
-      </w:r>
-      <w:r>
-        <w:rPr>
-          <w:rFonts w:hint="cs"/>
-          <w:rtl/>
-        </w:rPr>
-        <w:t>רשות א + רשות ב + רשות ג (3 כרטיסים)</w:t>
-      </w:r>
-    </w:p>
-    <w:p>
-      <w:pPr>
-        <w:pStyle w:val="ListParagraph"/>
-        <w:numPr>
-          <w:ilvl w:val="0"/>
-          <w:numId w:val="2"/>
-        </w:numPr>
-        <w:bidi/>
-      </w:pPr>
-      <w:r>
-        <w:rPr>
-          <w:rFonts w:hint="cs"/>
-          <w:rtl/>
-        </w:rPr>
-        <w:t xml:space="preserve">אגודות פעילות - </w:t>
-      </w:r>
-      <w:r>
-        <w:rPr>
-          <w:rFonts w:hint="cs"/>
-          <w:rtl/>
-        </w:rPr>
-        <w:t>רשות א + רשות ב + רשות ג (3 כרטיסים)</w:t>
-      </w:r>
-    </w:p>
-    <w:p>
-      <w:pPr>
-        <w:pStyle w:val="ListParagraph"/>
-        <w:numPr>
-          <w:ilvl w:val="0"/>
-          <w:numId w:val="2"/>
-        </w:numPr>
-        <w:bidi/>
-      </w:pPr>
-      <w:r>
-        <w:rPr>
-          <w:rFonts w:hint="cs"/>
-          <w:rtl/>
-        </w:rPr>
-        <w:t xml:space="preserve">ענפים פעילים - </w:t>
-      </w:r>
-      <w:r>
-        <w:rPr>
-          <w:rFonts w:hint="cs"/>
-          <w:rtl/>
-        </w:rPr>
-        <w:t>רשות א + רשות ב + רשות ג (3 כרטיסים)</w:t>
+        <w:t xml:space="preserve"> שימור - רשות א + רשות ב + רשות ג (3 כרטיסים)</w:t>
+      </w:r>
+    </w:p>
+    <w:p>
+      <w:pPr>
+        <w:pStyle w:val="ListParagraph"/>
+        <w:numPr>
+          <w:ilvl w:val="0"/>
+          <w:numId w:val="2"/>
+        </w:numPr>
+        <w:bidi/>
+      </w:pPr>
+      <w:r>
+        <w:rPr>
+          <w:rFonts w:hint="cs"/>
+          <w:rtl/>
+        </w:rPr>
+        <w:t>אגודות פעילות - רשות א + רשות ב + רשות ג (3 כרטיסים)</w:t>
+      </w:r>
+    </w:p>
+    <w:p>
+      <w:pPr>
+        <w:pStyle w:val="ListParagraph"/>
+        <w:numPr>
+          <w:ilvl w:val="0"/>
+          <w:numId w:val="2"/>
+        </w:numPr>
+        <w:bidi/>
+      </w:pPr>
+      <w:r>
+        <w:rPr>
+          <w:rFonts w:hint="cs"/>
+          <w:rtl/>
+        </w:rPr>
+        <w:t>ענפים פעילים - רשות א + רשות ב + רשות ג (3 כרטיסים)</w:t>
       </w:r>
     </w:p>
     <w:p>
@@ -683,7 +613,456 @@
           <w:bCs/>
           <w:rtl/>
         </w:rPr>
+        <w:t xml:space="preserve"> מאמנות ובעלות תפקיד</w:t>
+      </w:r>
+    </w:p>
+    <w:p>
+      <w:pPr>
+        <w:bidi/>
+      </w:pPr>
+    </w:p>
+    <w:p>
+      <w:pPr>
+        <w:pStyle w:val="ListParagraph"/>
+        <w:numPr>
+          <w:ilvl w:val="0"/>
+          <w:numId w:val="2"/>
+        </w:numPr>
+        <w:bidi/>
+      </w:pPr>
+      <w:r>
+        <w:rPr>
+          <w:rFonts w:hint="cs"/>
+          <w:rtl/>
+        </w:rPr>
+        <w:t>מאמנות מול מאמנים לפי איגוד</w:t>
+      </w:r>
+    </w:p>
+    <w:p>
+      <w:pPr>
+        <w:pStyle w:val="ListParagraph"/>
+        <w:numPr>
+          <w:ilvl w:val="0"/>
+          <w:numId w:val="2"/>
+        </w:numPr>
+        <w:bidi/>
+      </w:pPr>
+      <w:r>
+        <w:rPr>
+          <w:b/>
+          <w:bCs/>
+          <w:rtl/>
+        </w:rPr>
+        <w:t>מספר המדריכים/מדריכות ומאמנים/מאמנות על פי איגוד</w:t>
+      </w:r>
+    </w:p>
+    <w:p>
+      <w:pPr>
+        <w:pStyle w:val="ListParagraph"/>
+        <w:numPr>
+          <w:ilvl w:val="0"/>
+          <w:numId w:val="2"/>
+        </w:numPr>
+        <w:bidi/>
+      </w:pPr>
+      <w:r>
+        <w:rPr>
+          <w:b/>
+          <w:bCs/>
+          <w:rtl/>
+        </w:rPr>
+        <w:t>מספר המדריכים/מדריכות ומאמנים/מאמנות על פי ענף</w:t>
+      </w:r>
+    </w:p>
+    <w:p>
+      <w:pPr>
+        <w:pStyle w:val="ListParagraph"/>
+        <w:numPr>
+          <w:ilvl w:val="0"/>
+          <w:numId w:val="2"/>
+        </w:numPr>
+        <w:bidi/>
+      </w:pPr>
+      <w:r>
+        <w:rPr>
+          <w:b/>
+          <w:bCs/>
+          <w:rtl/>
+        </w:rPr>
+        <w:t>חלוקת מנהלים כלליים — נשים מול גברים</w:t>
+      </w:r>
+    </w:p>
+    <w:p>
+      <w:pPr>
+        <w:pStyle w:val="ListParagraph"/>
+        <w:numPr>
+          <w:ilvl w:val="0"/>
+          <w:numId w:val="2"/>
+        </w:numPr>
+        <w:bidi/>
+      </w:pPr>
+      <w:r>
+        <w:rPr>
+          <w:b/>
+          <w:bCs/>
+          <w:rtl/>
+        </w:rPr>
+        <w:t>אחוז נשים בהנהלת איגוד</w:t>
+      </w:r>
+    </w:p>
+    <w:p>
+      <w:pPr>
+        <w:pStyle w:val="ListParagraph"/>
+        <w:numPr>
+          <w:ilvl w:val="0"/>
+          <w:numId w:val="2"/>
+        </w:numPr>
+        <w:bidi/>
+      </w:pPr>
+      <w:r>
+        <w:rPr>
+          <w:b/>
+          <w:bCs/>
+          <w:rtl/>
+        </w:rPr>
+        <w:t>מגמת שיעור מאמנות לאורך שנים (תוספת פיתוח מהותית)</w:t>
+      </w:r>
+    </w:p>
+    <w:p>
+      <w:pPr>
+        <w:pStyle w:val="ListParagraph"/>
+        <w:numPr>
+          <w:ilvl w:val="0"/>
+          <w:numId w:val="2"/>
+        </w:numPr>
+        <w:bidi/>
+      </w:pPr>
+      <w:r>
+        <w:rPr>
+          <w:b/>
+          <w:bCs/>
+          <w:rtl/>
+        </w:rPr>
+        <w:t>נשים מנכ"ליות ומנהלות מקצועיות לפי איגוד</w:t>
+      </w:r>
+    </w:p>
+    <w:p>
+      <w:pPr>
+        <w:bidi/>
+      </w:pPr>
+    </w:p>
+    <w:p>
+      <w:pPr>
+        <w:pStyle w:val="Heading2"/>
+        <w:bidi/>
+      </w:pPr>
+      <w:r>
+        <w:rPr>
+          <w:rFonts w:ascii="David" w:cs="David"/>
+          <w:b/>
+          <w:bCs/>
+          <w:rtl/>
+        </w:rPr>
+        <w:t>כרטיסי KPI</w:t>
+      </w:r>
+    </w:p>
+    <w:p>
+      <w:pPr>
+        <w:pStyle w:val="ListParagraph"/>
+        <w:numPr>
+          <w:ilvl w:val="0"/>
+          <w:numId w:val="2"/>
+        </w:numPr>
+        <w:bidi/>
+      </w:pPr>
+      <w:r>
+        <w:rPr>
+          <w:rtl/>
+        </w:rPr>
+        <w:t>מאמנות</w:t>
+      </w:r>
+      <w:r>
+        <w:rPr>
+          <w:rFonts w:hint="cs"/>
+          <w:rtl/>
+        </w:rPr>
+        <w:t xml:space="preserve"> + מגמה (2)</w:t>
+      </w:r>
+    </w:p>
+    <w:p>
+      <w:pPr>
+        <w:pStyle w:val="ListParagraph"/>
+        <w:numPr>
+          <w:ilvl w:val="0"/>
+          <w:numId w:val="2"/>
+        </w:numPr>
+        <w:bidi/>
+      </w:pPr>
+      <w:r>
+        <w:t xml:space="preserve">% </w:t>
+      </w:r>
+      <w:r>
+        <w:rPr>
+          <w:rtl/>
+        </w:rPr>
+        <w:t>מאמנות</w:t>
+      </w:r>
+      <w:r>
+        <w:rPr>
+          <w:rFonts w:hint="cs"/>
+          <w:rtl/>
+        </w:rPr>
+        <w:t xml:space="preserve"> + מגמה (2)</w:t>
+      </w:r>
+    </w:p>
+    <w:p>
+      <w:pPr>
+        <w:pStyle w:val="ListParagraph"/>
+        <w:numPr>
+          <w:ilvl w:val="0"/>
+          <w:numId w:val="2"/>
+        </w:numPr>
+        <w:bidi/>
+      </w:pPr>
+      <w:r>
+        <w:rPr>
+          <w:rtl/>
+        </w:rPr>
+        <w:t>מדריכות</w:t>
+      </w:r>
+      <w:r>
+        <w:rPr>
+          <w:rFonts w:hint="cs"/>
+          <w:rtl/>
+        </w:rPr>
+        <w:t xml:space="preserve"> + מגמה (2)</w:t>
+      </w:r>
+    </w:p>
+    <w:p>
+      <w:pPr>
+        <w:pStyle w:val="ListParagraph"/>
+        <w:numPr>
+          <w:ilvl w:val="0"/>
+          <w:numId w:val="2"/>
+        </w:numPr>
+        <w:bidi/>
+      </w:pPr>
+      <w:r>
+        <w:t xml:space="preserve">% </w:t>
+      </w:r>
+      <w:r>
+        <w:rPr>
+          <w:rtl/>
+        </w:rPr>
+        <w:t>מדריכות</w:t>
+      </w:r>
+      <w:r>
+        <w:rPr>
+          <w:rFonts w:hint="cs"/>
+          <w:rtl/>
+        </w:rPr>
+        <w:t xml:space="preserve"> + מגמה (2)</w:t>
+      </w:r>
+    </w:p>
+    <w:p>
+      <w:pPr>
+        <w:pStyle w:val="ListParagraph"/>
+        <w:numPr>
+          <w:ilvl w:val="0"/>
+          <w:numId w:val="2"/>
+        </w:numPr>
+        <w:bidi/>
+      </w:pPr>
+      <w:r>
+        <w:rPr>
+          <w:rtl/>
+        </w:rPr>
+        <w:t>נשים בהנהלה</w:t>
+      </w:r>
+      <w:r>
+        <w:rPr>
+          <w:rFonts w:hint="cs"/>
+          <w:rtl/>
+        </w:rPr>
+        <w:t xml:space="preserve"> + פירוט גברים ונשים (3)</w:t>
+      </w:r>
+    </w:p>
+    <w:p>
+      <w:pPr>
+        <w:pStyle w:val="ListParagraph"/>
+        <w:numPr>
+          <w:ilvl w:val="0"/>
+          <w:numId w:val="2"/>
+        </w:numPr>
+        <w:bidi/>
+      </w:pPr>
+      <w:r>
+        <w:rPr>
+          <w:rFonts w:hint="cs"/>
+          <w:rtl/>
+        </w:rPr>
+        <w:t>מנכ"ליות\יו"ר</w:t>
+      </w:r>
+      <w:r>
+        <w:rPr>
+          <w:rFonts w:hint="cs"/>
+          <w:rtl/>
+        </w:rPr>
+        <w:t xml:space="preserve"> + מגמה (2)</w:t>
+      </w:r>
+    </w:p>
+    <w:p>
+      <w:pPr>
+        <w:bidi/>
+      </w:pPr>
+      <w:r>
+        <w:rPr>
+          <w:rFonts w:hint="cs"/>
+          <w:rtl/>
+        </w:rPr>
         <w:t xml:space="preserve"> </w:t>
+      </w:r>
+    </w:p>
+    <w:p>
+      <w:pPr>
+        <w:bidi/>
+      </w:pPr>
+    </w:p>
+    <w:p>
+      <w:pPr>
+        <w:pStyle w:val="Heading2"/>
+        <w:bidi/>
+      </w:pPr>
+      <w:r>
+        <w:rPr>
+          <w:rFonts w:ascii="David" w:cs="David"/>
+          <w:b/>
+          <w:bCs/>
+          <w:rtl/>
+        </w:rPr>
+        <w:t>פילטרים ופרמטרים</w:t>
+      </w:r>
+    </w:p>
+    <w:p>
+      <w:pPr>
+        <w:bidi/>
+      </w:pPr>
+    </w:p>
+    <w:p>
+      <w:pPr>
+        <w:pStyle w:val="ListParagraph"/>
+        <w:numPr>
+          <w:ilvl w:val="0"/>
+          <w:numId w:val="2"/>
+        </w:numPr>
+        <w:bidi/>
+      </w:pPr>
+      <w:r>
+        <w:rPr>
+          <w:rFonts w:hint="cs"/>
+          <w:rtl/>
+        </w:rPr>
+        <w:t>איגוד</w:t>
+      </w:r>
+    </w:p>
+    <w:p>
+      <w:pPr>
+        <w:pStyle w:val="ListParagraph"/>
+        <w:numPr>
+          <w:ilvl w:val="0"/>
+          <w:numId w:val="2"/>
+        </w:numPr>
+        <w:bidi/>
+      </w:pPr>
+      <w:r>
+        <w:rPr>
+          <w:rFonts w:hint="cs"/>
+          <w:rtl/>
+        </w:rPr>
+        <w:t>ענף</w:t>
+      </w:r>
+    </w:p>
+    <w:p>
+      <w:pPr>
+        <w:pStyle w:val="ListParagraph"/>
+        <w:numPr>
+          <w:ilvl w:val="0"/>
+          <w:numId w:val="2"/>
+        </w:numPr>
+        <w:bidi/>
+      </w:pPr>
+      <w:r>
+        <w:rPr>
+          <w:rFonts w:hint="cs"/>
+          <w:rtl/>
+        </w:rPr>
+        <w:lastRenderedPageBreak/>
+        <w:t>סיווג אולימפי</w:t>
+      </w:r>
+    </w:p>
+    <w:p>
+      <w:pPr>
+        <w:pStyle w:val="ListParagraph"/>
+        <w:numPr>
+          <w:ilvl w:val="0"/>
+          <w:numId w:val="2"/>
+        </w:numPr>
+        <w:bidi/>
+      </w:pPr>
+      <w:r>
+        <w:rPr>
+          <w:rFonts w:hint="cs"/>
+          <w:rtl/>
+        </w:rPr>
+        <w:t>סוג ענף</w:t>
+      </w:r>
+    </w:p>
+    <w:p>
+      <w:pPr>
+        <w:pStyle w:val="ListParagraph"/>
+        <w:numPr>
+          <w:ilvl w:val="0"/>
+          <w:numId w:val="2"/>
+        </w:numPr>
+        <w:bidi/>
+      </w:pPr>
+      <w:r>
+        <w:rPr>
+          <w:rFonts w:hint="cs"/>
+          <w:rtl/>
+        </w:rPr>
+        <w:t>שנה</w:t>
+      </w:r>
+    </w:p>
+    <w:p>
+      <w:pPr>
+        <w:bidi/>
+        <w:rPr>
+          <w:rtl/>
+        </w:rPr>
+      </w:pPr>
+    </w:p>
+    <w:p>
+      <w:pPr>
+        <w:bidi/>
+        <w:rPr>
+          <w:rtl/>
+        </w:rPr>
+      </w:pPr>
+    </w:p>
+    <w:p>
+      <w:pPr>
+        <w:pStyle w:val="Heading2"/>
+        <w:bidi/>
+      </w:pPr>
+      <w:r>
+        <w:rPr>
+          <w:rFonts w:ascii="David" w:cs="David"/>
+          <w:b/>
+          <w:bCs/>
+          <w:rtl/>
+        </w:rPr>
+        <w:t>רשימת הוויזואלים במסך</w:t>
       </w:r>
       <w:r>
         <w:rPr>
@@ -692,137 +1071,227 @@
           <w:bCs/>
           <w:rtl/>
         </w:rPr>
-        <w:t>מאמנות ובעלות תפקיד</w:t>
-      </w:r>
-    </w:p>
-    <w:p>
-      <w:pPr>
-        <w:bidi/>
-      </w:pPr>
-    </w:p>
-    <w:p>
-      <w:pPr>
-        <w:pStyle w:val="ListParagraph"/>
-        <w:numPr>
-          <w:ilvl w:val="0"/>
-          <w:numId w:val="2"/>
-        </w:numPr>
-        <w:bidi/>
-      </w:pPr>
-      <w:r>
-        <w:rPr>
-          <w:rFonts w:hint="cs"/>
-          <w:rtl/>
-        </w:rPr>
-        <w:t>מאמנות מול מאמנים לפי איגוד</w:t>
-      </w:r>
-    </w:p>
-    <w:p>
-      <w:pPr>
-        <w:pStyle w:val="ListParagraph"/>
-        <w:numPr>
-          <w:ilvl w:val="0"/>
-          <w:numId w:val="2"/>
-        </w:numPr>
-        <w:bidi/>
-      </w:pPr>
-      <w:r>
-        <w:rPr>
-          <w:b/>
-          <w:bCs/>
-          <w:rtl/>
-        </w:rPr>
-        <w:t>מספר המדריכים/מדריכות ומאמנים/מאמנות על פי איגוד</w:t>
-      </w:r>
-    </w:p>
-    <w:p>
-      <w:pPr>
-        <w:pStyle w:val="ListParagraph"/>
-        <w:numPr>
-          <w:ilvl w:val="0"/>
-          <w:numId w:val="2"/>
-        </w:numPr>
-        <w:bidi/>
-      </w:pPr>
-      <w:r>
-        <w:rPr>
-          <w:b/>
-          <w:bCs/>
-          <w:rtl/>
-        </w:rPr>
-        <w:t>מספר המדריכים/מדריכות ומאמנים/מאמנות על פי ענף</w:t>
-      </w:r>
-    </w:p>
-    <w:p>
-      <w:pPr>
-        <w:pStyle w:val="ListParagraph"/>
-        <w:numPr>
-          <w:ilvl w:val="0"/>
-          <w:numId w:val="2"/>
-        </w:numPr>
-        <w:bidi/>
-      </w:pPr>
-      <w:r>
-        <w:rPr>
-          <w:b/>
-          <w:bCs/>
-          <w:rtl/>
-        </w:rPr>
-        <w:t>חלוקת מנהלים כלליים — נשים מול גברים</w:t>
-      </w:r>
-    </w:p>
-    <w:p>
-      <w:pPr>
-        <w:pStyle w:val="ListParagraph"/>
-        <w:numPr>
-          <w:ilvl w:val="0"/>
-          <w:numId w:val="2"/>
-        </w:numPr>
-        <w:bidi/>
-      </w:pPr>
-      <w:r>
-        <w:rPr>
-          <w:b/>
-          <w:bCs/>
-          <w:rtl/>
-        </w:rPr>
-        <w:t>אחוז נשים בהנהלת איגוד</w:t>
-      </w:r>
-    </w:p>
-    <w:p>
-      <w:pPr>
-        <w:pStyle w:val="ListParagraph"/>
-        <w:numPr>
-          <w:ilvl w:val="0"/>
-          <w:numId w:val="2"/>
-        </w:numPr>
-        <w:bidi/>
-      </w:pPr>
-      <w:r>
-        <w:rPr>
-          <w:b/>
-          <w:bCs/>
-          <w:rtl/>
-        </w:rPr>
-        <w:t>מגמת שיעור מאמנות לאורך שנים</w:t>
-      </w:r>
-    </w:p>
-    <w:p>
-      <w:pPr>
-        <w:pStyle w:val="ListParagraph"/>
-        <w:numPr>
-          <w:ilvl w:val="0"/>
-          <w:numId w:val="2"/>
-        </w:numPr>
-        <w:bidi/>
-      </w:pPr>
-      <w:r>
-        <w:rPr>
-          <w:b/>
-          <w:bCs/>
-          <w:rtl/>
-        </w:rPr>
-        <w:t>נשים מנכ"ליות ומנהלות מקצועיות לפי איגוד</w:t>
+        <w:t xml:space="preserve"> ספורטאיות ושימור</w:t>
+      </w:r>
+    </w:p>
+    <w:p>
+      <w:pPr>
+        <w:bidi/>
+      </w:pPr>
+    </w:p>
+    <w:p>
+      <w:pPr>
+        <w:pStyle w:val="ListParagraph"/>
+        <w:numPr>
+          <w:ilvl w:val="0"/>
+          <w:numId w:val="2"/>
+        </w:numPr>
+        <w:bidi/>
+      </w:pPr>
+      <w:r>
+        <w:rPr>
+          <w:rtl/>
+        </w:rPr>
+        <w:t>ספורטאיות אל מול ספורטאים — מגמה רב-שנתית</w:t>
+      </w:r>
+    </w:p>
+    <w:p>
+      <w:pPr>
+        <w:pStyle w:val="ListParagraph"/>
+        <w:numPr>
+          <w:ilvl w:val="0"/>
+          <w:numId w:val="2"/>
+        </w:numPr>
+        <w:bidi/>
+      </w:pPr>
+      <w:r>
+        <w:rPr>
+          <w:rtl/>
+        </w:rPr>
+        <w:t>שיעור ספורטאיות פעילות על פי שנים</w:t>
+      </w:r>
+    </w:p>
+    <w:p>
+      <w:pPr>
+        <w:pStyle w:val="ListParagraph"/>
+        <w:numPr>
+          <w:ilvl w:val="0"/>
+          <w:numId w:val="2"/>
+        </w:numPr>
+        <w:bidi/>
+      </w:pPr>
+      <w:r>
+        <w:rPr>
+          <w:rtl/>
+        </w:rPr>
+        <w:t xml:space="preserve">ספורטאיות אל מול ספורטאים — לפי </w:t>
+      </w:r>
+      <w:r>
+        <w:rPr>
+          <w:rFonts w:hint="cs"/>
+          <w:rtl/>
+        </w:rPr>
+        <w:t>ענף</w:t>
+      </w:r>
+      <w:r>
+        <w:rPr>
+          <w:rtl/>
+        </w:rPr>
+        <w:t xml:space="preserve"> (מתחת/מעל גיל 18)</w:t>
+      </w:r>
+      <w:r>
+        <w:rPr>
+          <w:rFonts w:hint="cs"/>
+          <w:rtl/>
+        </w:rPr>
+        <w:t xml:space="preserve"> (2 גרפים)</w:t>
+      </w:r>
+    </w:p>
+    <w:p>
+      <w:pPr>
+        <w:pStyle w:val="ListParagraph"/>
+        <w:numPr>
+          <w:ilvl w:val="0"/>
+          <w:numId w:val="2"/>
+        </w:numPr>
+        <w:bidi/>
+      </w:pPr>
+      <w:r>
+        <w:rPr>
+          <w:rtl/>
+        </w:rPr>
+        <w:t>ספורטאיות לפי קטגוריית גיל</w:t>
+      </w:r>
+    </w:p>
+    <w:p>
+      <w:pPr>
+        <w:pStyle w:val="ListParagraph"/>
+        <w:numPr>
+          <w:ilvl w:val="0"/>
+          <w:numId w:val="2"/>
+        </w:numPr>
+        <w:bidi/>
+      </w:pPr>
+      <w:r>
+        <w:rPr>
+          <w:rtl/>
+        </w:rPr>
+        <w:t>מעבר ספורטאיות בין ענפים</w:t>
+      </w:r>
+    </w:p>
+    <w:p>
+      <w:pPr>
+        <w:pStyle w:val="ListParagraph"/>
+        <w:numPr>
+          <w:ilvl w:val="0"/>
+          <w:numId w:val="2"/>
+        </w:numPr>
+        <w:bidi/>
+      </w:pPr>
+      <w:r>
+        <w:rPr>
+          <w:rtl/>
+        </w:rPr>
+        <w:t>קבוצות נשים אל מול גברים — 4 חיתוכים</w:t>
+      </w:r>
+      <w:r>
+        <w:rPr>
+          <w:rFonts w:hint="cs"/>
+          <w:rtl/>
+        </w:rPr>
+        <w:t xml:space="preserve"> </w:t>
+      </w:r>
+      <w:r>
+        <w:rPr>
+          <w:rtl/>
+        </w:rPr>
+        <w:t>–</w:t>
+      </w:r>
+      <w:r>
+        <w:rPr>
+          <w:rFonts w:hint="cs"/>
+          <w:rtl/>
+        </w:rPr>
+        <w:t xml:space="preserve"> (4 גרפים)</w:t>
+      </w:r>
+    </w:p>
+    <w:p>
+      <w:pPr>
+        <w:pStyle w:val="ListParagraph"/>
+        <w:numPr>
+          <w:ilvl w:val="0"/>
+          <w:numId w:val="2"/>
+        </w:numPr>
+        <w:bidi/>
+      </w:pPr>
+      <w:r>
+        <w:rPr>
+          <w:rtl/>
+        </w:rPr>
+        <w:t>קבוצות נשים אל מול קבוצות גברים — לפי ענף וקבוצת גיל</w:t>
+      </w:r>
+      <w:r>
+        <w:rPr>
+          <w:rFonts w:hint="cs"/>
+          <w:rtl/>
+        </w:rPr>
+        <w:t xml:space="preserve"> (2 גרפים)</w:t>
+      </w:r>
+    </w:p>
+    <w:p>
+      <w:pPr>
+        <w:pStyle w:val="ListParagraph"/>
+        <w:numPr>
+          <w:ilvl w:val="0"/>
+          <w:numId w:val="2"/>
+        </w:numPr>
+        <w:bidi/>
+      </w:pPr>
+      <w:r>
+        <w:rPr>
+          <w:rtl/>
+        </w:rPr>
+        <w:t>מדד שימור (% ת.ז. חוזרות משנה לשנה) — 4 חיתוכים</w:t>
+      </w:r>
+    </w:p>
+    <w:p>
+      <w:pPr>
+        <w:pStyle w:val="ListParagraph"/>
+        <w:numPr>
+          <w:ilvl w:val="0"/>
+          <w:numId w:val="2"/>
+        </w:numPr>
+        <w:bidi/>
+      </w:pPr>
+      <w:r>
+        <w:rPr>
+          <w:rFonts w:hint="cs"/>
+          <w:rtl/>
+        </w:rPr>
+        <w:t>ענף</w:t>
+      </w:r>
+      <w:r>
+        <w:rPr>
+          <w:rFonts w:hint="cs"/>
+          <w:rtl/>
+        </w:rPr>
+        <w:t>, רשות מקומית, מדד סוציו אקונומי ומדד פרפריאליות (4 גרפים)</w:t>
+      </w:r>
+    </w:p>
+    <w:p>
+      <w:pPr>
+        <w:pStyle w:val="ListParagraph"/>
+        <w:numPr>
+          <w:ilvl w:val="0"/>
+          <w:numId w:val="2"/>
+        </w:numPr>
+        <w:bidi/>
+      </w:pPr>
+      <w:r>
+        <w:rPr>
+          <w:rtl/>
+        </w:rPr>
+        <w:t>שיעור שימור לאורך שנים (תוספת פיתוח מהותית)</w:t>
       </w:r>
     </w:p>
     <w:p>
@@ -858,217 +1327,65 @@
         <w:rPr>
           <w:rtl/>
         </w:rPr>
-        <w:t>מאמנות</w:t>
-      </w:r>
-      <w:r>
-        <w:rPr>
-          <w:rFonts w:hint="cs"/>
-          <w:rtl/>
-        </w:rPr>
-        <w:t xml:space="preserve"> + מגמה</w:t>
-      </w:r>
-      <w:r>
-        <w:rPr>
-          <w:rFonts w:hint="cs"/>
-          <w:rtl/>
-        </w:rPr>
-        <w:t xml:space="preserve"> (</w:t>
-      </w:r>
-      <w:r>
-        <w:rPr>
-          <w:rFonts w:hint="cs"/>
-          <w:rtl/>
-        </w:rPr>
-        <w:t>2</w:t>
-      </w:r>
-      <w:r>
-        <w:rPr>
-          <w:rFonts w:hint="cs"/>
-          <w:rtl/>
-        </w:rPr>
-        <w:t>)</w:t>
-      </w:r>
-    </w:p>
-    <w:p>
-      <w:pPr>
-        <w:pStyle w:val="ListParagraph"/>
-        <w:numPr>
-          <w:ilvl w:val="0"/>
-          <w:numId w:val="2"/>
-        </w:numPr>
-        <w:bidi/>
-      </w:pPr>
-      <w:r>
-        <w:t xml:space="preserve">% </w:t>
-      </w:r>
-      <w:r>
-        <w:rPr>
-          <w:rtl/>
-        </w:rPr>
-        <w:t>מאמנות</w:t>
-      </w:r>
-      <w:r>
-        <w:rPr>
-          <w:rFonts w:hint="cs"/>
-          <w:rtl/>
-        </w:rPr>
-        <w:t xml:space="preserve"> + מגמה </w:t>
-      </w:r>
-      <w:r>
-        <w:rPr>
-          <w:rFonts w:hint="cs"/>
-          <w:rtl/>
-        </w:rPr>
-        <w:t>(2)</w:t>
-      </w:r>
-    </w:p>
-    <w:p>
-      <w:pPr>
-        <w:pStyle w:val="ListParagraph"/>
-        <w:numPr>
-          <w:ilvl w:val="0"/>
-          <w:numId w:val="2"/>
-        </w:numPr>
-        <w:bidi/>
-      </w:pPr>
-      <w:r>
-        <w:rPr>
-          <w:rtl/>
-        </w:rPr>
-        <w:t>מדריכות</w:t>
-      </w:r>
-      <w:r>
-        <w:rPr>
-          <w:rFonts w:hint="cs"/>
-          <w:rtl/>
-        </w:rPr>
-        <w:t xml:space="preserve"> + מגמה </w:t>
-      </w:r>
-      <w:r>
-        <w:rPr>
-          <w:rFonts w:hint="cs"/>
-          <w:rtl/>
-        </w:rPr>
-        <w:t>(2)</w:t>
-      </w:r>
-    </w:p>
-    <w:p>
-      <w:pPr>
-        <w:pStyle w:val="ListParagraph"/>
-        <w:numPr>
-          <w:ilvl w:val="0"/>
-          <w:numId w:val="2"/>
-        </w:numPr>
-        <w:bidi/>
-      </w:pPr>
-      <w:r>
-        <w:t xml:space="preserve">% </w:t>
-      </w:r>
-      <w:r>
-        <w:rPr>
-          <w:rtl/>
-        </w:rPr>
-        <w:t>מדריכות</w:t>
-      </w:r>
-      <w:r>
-        <w:rPr>
-          <w:rFonts w:hint="cs"/>
-          <w:rtl/>
-        </w:rPr>
-        <w:t xml:space="preserve"> + מגמה </w:t>
-      </w:r>
-      <w:r>
-        <w:rPr>
-          <w:rFonts w:hint="cs"/>
-          <w:rtl/>
-        </w:rPr>
-        <w:t>(2)</w:t>
-      </w:r>
-    </w:p>
-    <w:p>
-      <w:pPr>
-        <w:pStyle w:val="ListParagraph"/>
-        <w:numPr>
-          <w:ilvl w:val="0"/>
-          <w:numId w:val="2"/>
-        </w:numPr>
-        <w:bidi/>
-      </w:pPr>
-      <w:r>
-        <w:rPr>
-          <w:rtl/>
-        </w:rPr>
-        <w:t>נשים בהנהלה</w:t>
-      </w:r>
-      <w:r>
-        <w:rPr>
-          <w:rFonts w:hint="cs"/>
-          <w:rtl/>
-        </w:rPr>
-        <w:t xml:space="preserve"> + פירוט גברים ונשים </w:t>
-      </w:r>
-      <w:r>
-        <w:rPr>
-          <w:rFonts w:hint="cs"/>
-          <w:rtl/>
-        </w:rPr>
-        <w:t>(</w:t>
-      </w:r>
-      <w:r>
-        <w:rPr>
-          <w:rFonts w:hint="cs"/>
-          <w:rtl/>
-        </w:rPr>
-        <w:t>3</w:t>
-      </w:r>
-      <w:r>
-        <w:rPr>
-          <w:rFonts w:hint="cs"/>
-          <w:rtl/>
-        </w:rPr>
-        <w:t>)</w:t>
-      </w:r>
-    </w:p>
-    <w:p>
-      <w:pPr>
-        <w:pStyle w:val="ListParagraph"/>
-        <w:numPr>
-          <w:ilvl w:val="0"/>
-          <w:numId w:val="2"/>
-        </w:numPr>
-        <w:bidi/>
-      </w:pPr>
-      <w:r>
-        <w:rPr>
-          <w:rtl/>
-        </w:rPr>
-        <w:t>איגודים עם 30%+ נשים בהנהלה</w:t>
-      </w:r>
-      <w:r>
-        <w:rPr>
-          <w:rFonts w:hint="cs"/>
-          <w:rtl/>
-        </w:rPr>
-        <w:t xml:space="preserve"> + מגמה </w:t>
-      </w:r>
-      <w:r>
-        <w:rPr>
-          <w:rFonts w:hint="cs"/>
-          <w:rtl/>
-        </w:rPr>
-        <w:t>(2)</w:t>
-      </w:r>
-    </w:p>
-    <w:p>
-      <w:pPr>
-        <w:bidi/>
-      </w:pPr>
-      <w:r>
-        <w:rPr>
-          <w:rFonts w:hint="cs"/>
-          <w:rtl/>
-        </w:rPr>
-        <w:t xml:space="preserve"> </w:t>
+        <w:t>ספורטאיות פעילות</w:t>
+      </w:r>
+      <w:r>
+        <w:rPr>
+          <w:rFonts w:hint="cs"/>
+          <w:rtl/>
+        </w:rPr>
+        <w:t xml:space="preserve"> + מגמה (2)</w:t>
+      </w:r>
+    </w:p>
+    <w:p>
+      <w:pPr>
+        <w:pStyle w:val="ListParagraph"/>
+        <w:numPr>
+          <w:ilvl w:val="0"/>
+          <w:numId w:val="2"/>
+        </w:numPr>
+        <w:bidi/>
+      </w:pPr>
+      <w:r>
+        <w:rPr>
+          <w:rFonts w:hint="cs"/>
+          <w:rtl/>
+        </w:rPr>
+        <w:t>שיעור ספורטאיות + מגמה (2)</w:t>
+      </w:r>
+    </w:p>
+    <w:p>
+      <w:pPr>
+        <w:pStyle w:val="ListParagraph"/>
+        <w:numPr>
+          <w:ilvl w:val="0"/>
+          <w:numId w:val="2"/>
+        </w:numPr>
+        <w:bidi/>
+      </w:pPr>
+      <w:r>
+        <w:rPr>
+          <w:rFonts w:hint="cs"/>
+          <w:rtl/>
+        </w:rPr>
+        <w:t>שימור ספורטאיות</w:t>
+      </w:r>
+    </w:p>
+    <w:p>
+      <w:pPr>
+        <w:pStyle w:val="ListParagraph"/>
+        <w:numPr>
+          <w:ilvl w:val="0"/>
+          <w:numId w:val="2"/>
+        </w:numPr>
+        <w:bidi/>
+      </w:pPr>
+      <w:r>
+        <w:rPr>
+          <w:rFonts w:hint="cs"/>
+          <w:rtl/>
+        </w:rPr>
+        <w:t>קבוצות נשים פעילות + אחוזים מכלל הקבוצות (2)</w:t>
       </w:r>
     </w:p>
     <w:p>
@@ -1110,6 +1427,70 @@
           <w:rFonts w:hint="cs"/>
           <w:rtl/>
         </w:rPr>
+        <w:t>שנה</w:t>
+      </w:r>
+    </w:p>
+    <w:p>
+      <w:pPr>
+        <w:pStyle w:val="ListParagraph"/>
+        <w:numPr>
+          <w:ilvl w:val="0"/>
+          <w:numId w:val="2"/>
+        </w:numPr>
+        <w:bidi/>
+      </w:pPr>
+      <w:r>
+        <w:rPr>
+          <w:rFonts w:hint="cs"/>
+          <w:rtl/>
+        </w:rPr>
+        <w:t>רשות מקומית</w:t>
+      </w:r>
+    </w:p>
+    <w:p>
+      <w:pPr>
+        <w:pStyle w:val="ListParagraph"/>
+        <w:numPr>
+          <w:ilvl w:val="0"/>
+          <w:numId w:val="2"/>
+        </w:numPr>
+        <w:bidi/>
+      </w:pPr>
+      <w:r>
+        <w:rPr>
+          <w:rFonts w:hint="cs"/>
+          <w:rtl/>
+        </w:rPr>
+        <w:t xml:space="preserve">מדד סוציו </w:t>
+      </w:r>
+      <w:r>
+        <w:rPr>
+          <w:rtl/>
+        </w:rPr>
+        <w:t>–</w:t>
+      </w:r>
+      <w:r>
+        <w:rPr>
+          <w:rFonts w:hint="cs"/>
+          <w:rtl/>
+        </w:rPr>
+        <w:t xml:space="preserve"> אקונומי</w:t>
+      </w:r>
+    </w:p>
+    <w:p>
+      <w:pPr>
+        <w:pStyle w:val="ListParagraph"/>
+        <w:numPr>
+          <w:ilvl w:val="0"/>
+          <w:numId w:val="2"/>
+        </w:numPr>
+        <w:bidi/>
+      </w:pPr>
+      <w:r>
+        <w:rPr>
+          <w:rFonts w:hint="cs"/>
+          <w:rtl/>
+        </w:rPr>
         <w:t>איגוד</w:t>
       </w:r>
     </w:p>
@@ -1127,6 +1508,40 @@
           <w:rFonts w:hint="cs"/>
           <w:rtl/>
         </w:rPr>
+        <w:t>אגודה</w:t>
+      </w:r>
+    </w:p>
+    <w:p>
+      <w:pPr>
+        <w:pStyle w:val="ListParagraph"/>
+        <w:numPr>
+          <w:ilvl w:val="0"/>
+          <w:numId w:val="2"/>
+        </w:numPr>
+        <w:bidi/>
+      </w:pPr>
+      <w:r>
+        <w:rPr>
+          <w:rFonts w:hint="cs"/>
+          <w:rtl/>
+        </w:rPr>
+        <w:t>קבוצה</w:t>
+      </w:r>
+    </w:p>
+    <w:p>
+      <w:pPr>
+        <w:pStyle w:val="ListParagraph"/>
+        <w:numPr>
+          <w:ilvl w:val="0"/>
+          <w:numId w:val="2"/>
+        </w:numPr>
+        <w:bidi/>
+      </w:pPr>
+      <w:r>
+        <w:rPr>
+          <w:rFonts w:hint="cs"/>
+          <w:rtl/>
+        </w:rPr>
         <w:t>ענף</w:t>
       </w:r>
     </w:p>
@@ -1144,7 +1559,691 @@
           <w:rFonts w:hint="cs"/>
           <w:rtl/>
         </w:rPr>
+        <w:t>סיווג אולימפי</w:t>
+      </w:r>
+    </w:p>
+    <w:p>
+      <w:pPr>
+        <w:pStyle w:val="ListParagraph"/>
+        <w:numPr>
+          <w:ilvl w:val="0"/>
+          <w:numId w:val="2"/>
+        </w:numPr>
+        <w:bidi/>
+      </w:pPr>
+      <w:r>
+        <w:rPr>
+          <w:rFonts w:hint="cs"/>
+          <w:rtl/>
+        </w:rPr>
+        <w:t>סוג ענף</w:t>
+      </w:r>
+    </w:p>
+    <w:p>
+      <w:pPr>
+        <w:pStyle w:val="ListParagraph"/>
+        <w:numPr>
+          <w:ilvl w:val="0"/>
+          <w:numId w:val="2"/>
+        </w:numPr>
+        <w:bidi/>
+      </w:pPr>
+      <w:r>
+        <w:rPr>
+          <w:rFonts w:hint="cs"/>
+          <w:rtl/>
+        </w:rPr>
+        <w:t>תחרויות</w:t>
+      </w:r>
+    </w:p>
+    <w:p>
+      <w:pPr>
+        <w:pStyle w:val="ListParagraph"/>
+        <w:numPr>
+          <w:ilvl w:val="0"/>
+          <w:numId w:val="2"/>
+        </w:numPr>
+        <w:bidi/>
+      </w:pPr>
+      <w:r>
+        <w:rPr>
+          <w:rFonts w:hint="cs"/>
+          <w:rtl/>
+        </w:rPr>
+        <w:t>טווח גיל</w:t>
+      </w:r>
+    </w:p>
+    <w:p>
+      <w:pPr>
+        <w:pStyle w:val="ListParagraph"/>
+        <w:numPr>
+          <w:ilvl w:val="0"/>
+          <w:numId w:val="2"/>
+        </w:numPr>
+        <w:bidi/>
+      </w:pPr>
+      <w:r>
+        <w:rPr>
+          <w:rFonts w:hint="cs"/>
+          <w:rtl/>
+        </w:rPr>
+        <w:t>תנאי סף</w:t>
+      </w:r>
+    </w:p>
+    <w:p>
+      <w:pPr>
+        <w:bidi/>
+      </w:pPr>
+    </w:p>
+    <w:p>
+      <w:pPr>
+        <w:bidi/>
+        <w:rPr>
+          <w:rtl/>
+        </w:rPr>
+      </w:pPr>
+    </w:p>
+    <w:p>
+      <w:pPr>
+        <w:pStyle w:val="Heading2"/>
+        <w:bidi/>
+      </w:pPr>
+      <w:r>
+        <w:rPr>
+          <w:rFonts w:ascii="David" w:cs="David"/>
+          <w:b/>
+          <w:bCs/>
+          <w:rtl/>
+        </w:rPr>
+        <w:t>רשימת הוויזואלים במסך</w:t>
+      </w:r>
+      <w:r>
+        <w:rPr>
+          <w:rFonts w:ascii="David" w:cs="David" w:hint="cs"/>
+          <w:b/>
+          <w:bCs/>
+          <w:rtl/>
+        </w:rPr>
+        <w:t xml:space="preserve"> תקציב וניקוד</w:t>
+      </w:r>
+    </w:p>
+    <w:p>
+      <w:pPr>
+        <w:bidi/>
+      </w:pPr>
+    </w:p>
+    <w:p>
+      <w:pPr>
+        <w:pStyle w:val="ListParagraph"/>
+        <w:numPr>
+          <w:ilvl w:val="0"/>
+          <w:numId w:val="2"/>
+        </w:numPr>
+        <w:bidi/>
+      </w:pPr>
+      <w:r>
+        <w:rPr>
+          <w:rtl/>
+        </w:rPr>
+        <w:t>חלוקת ניקוד לפי רכיבי מבחן התמיכה</w:t>
+      </w:r>
+      <w:r>
+        <w:rPr>
+          <w:rFonts w:hint="cs"/>
+          <w:rtl/>
+        </w:rPr>
+        <w:t xml:space="preserve"> </w:t>
+      </w:r>
+    </w:p>
+    <w:p>
+      <w:pPr>
+        <w:pStyle w:val="ListParagraph"/>
+        <w:numPr>
+          <w:ilvl w:val="0"/>
+          <w:numId w:val="2"/>
+        </w:numPr>
+        <w:bidi/>
+      </w:pPr>
+      <w:r>
+        <w:rPr>
+          <w:rtl/>
+        </w:rPr>
+        <w:t>חלוקה לפי מגדר בכל רכיב ניקוד</w:t>
+      </w:r>
+    </w:p>
+    <w:p>
+      <w:pPr>
+        <w:pStyle w:val="ListParagraph"/>
+        <w:numPr>
+          <w:ilvl w:val="0"/>
+          <w:numId w:val="2"/>
+        </w:numPr>
+        <w:bidi/>
+      </w:pPr>
+      <w:r>
+        <w:rPr>
+          <w:rtl/>
+        </w:rPr>
+        <w:t>שיעור של גברים ונשים מסה״כ ניקוד — מיון לפי סה״כ ניקוד יורד</w:t>
+      </w:r>
+      <w:r>
+        <w:rPr>
+          <w:rFonts w:hint="cs"/>
+          <w:rtl/>
+        </w:rPr>
+        <w:t xml:space="preserve"> (סה"כ ניקוד להצגה דורש מדד נפרד בפיתוח, נספר כ-</w:t>
+      </w:r>
+      <w:r>
+        <w:rPr>
+          <w:lang w:val="en-US"/>
+        </w:rPr>
+        <w:t>KPI</w:t>
+      </w:r>
+      <w:r>
+        <w:rPr>
+          <w:rFonts w:hint="cs"/>
+          <w:rtl/>
+        </w:rPr>
+        <w:t>)</w:t>
+      </w:r>
+    </w:p>
+    <w:p>
+      <w:pPr>
+        <w:pStyle w:val="ListParagraph"/>
+        <w:numPr>
+          <w:ilvl w:val="0"/>
+          <w:numId w:val="2"/>
+        </w:numPr>
+        <w:bidi/>
+      </w:pPr>
+      <w:r>
+        <w:rPr>
+          <w:rtl/>
+        </w:rPr>
+        <w:t>שיעור הישגיות נשים מתוך סך ההישגיות</w:t>
+      </w:r>
+      <w:r>
+        <w:rPr>
+          <w:rFonts w:hint="cs"/>
+          <w:rtl/>
+        </w:rPr>
+        <w:t xml:space="preserve"> (סה"כ ניקוד דורש מדד נפרד בפיתוח, נספר כ-</w:t>
+      </w:r>
+      <w:r>
+        <w:rPr>
+          <w:lang w:val="en-US"/>
+        </w:rPr>
+        <w:t>KPI</w:t>
+      </w:r>
+      <w:r>
+        <w:rPr>
+          <w:rFonts w:hint="cs"/>
+          <w:rtl/>
+        </w:rPr>
+        <w:t>)</w:t>
+      </w:r>
+    </w:p>
+    <w:p>
+      <w:pPr>
+        <w:pStyle w:val="ListParagraph"/>
+        <w:numPr>
+          <w:ilvl w:val="0"/>
+          <w:numId w:val="2"/>
+        </w:numPr>
+        <w:bidi/>
+      </w:pPr>
+      <w:r>
+        <w:rPr>
+          <w:rtl/>
+        </w:rPr>
+        <w:t>תקציב הישגיות ענף לפי מגדר</w:t>
+      </w:r>
+    </w:p>
+    <w:p>
+      <w:pPr>
+        <w:pStyle w:val="ListParagraph"/>
+        <w:numPr>
+          <w:ilvl w:val="0"/>
+          <w:numId w:val="2"/>
+        </w:numPr>
+        <w:bidi/>
+      </w:pPr>
+      <w:r>
+        <w:rPr>
+          <w:rtl/>
+        </w:rPr>
+        <w:t>אחוז נשים בהנהלה</w:t>
+      </w:r>
+    </w:p>
+    <w:p>
+      <w:pPr>
+        <w:bidi/>
+        <w:rPr>
+          <w:rtl/>
+        </w:rPr>
+      </w:pPr>
+    </w:p>
+    <w:p>
+      <w:pPr>
+        <w:bidi/>
+      </w:pPr>
+    </w:p>
+    <w:p>
+      <w:pPr>
+        <w:pStyle w:val="Heading2"/>
+        <w:bidi/>
+      </w:pPr>
+      <w:r>
+        <w:rPr>
+          <w:rFonts w:ascii="David" w:cs="David"/>
+          <w:b/>
+          <w:bCs/>
+          <w:rtl/>
+        </w:rPr>
+        <w:t>כרטיסי KPI</w:t>
+      </w:r>
+    </w:p>
+    <w:p>
+      <w:pPr>
+        <w:pStyle w:val="ListParagraph"/>
+        <w:numPr>
+          <w:ilvl w:val="0"/>
+          <w:numId w:val="2"/>
+        </w:numPr>
+        <w:bidi/>
+      </w:pPr>
+      <w:r>
+        <w:rPr>
+          <w:rtl/>
+        </w:rPr>
+        <w:t>תקציב מספורטאים</w:t>
+      </w:r>
+    </w:p>
+    <w:p>
+      <w:pPr>
+        <w:pStyle w:val="ListParagraph"/>
+        <w:numPr>
+          <w:ilvl w:val="0"/>
+          <w:numId w:val="2"/>
+        </w:numPr>
+        <w:bidi/>
+      </w:pPr>
+      <w:r>
+        <w:rPr>
+          <w:rtl/>
+        </w:rPr>
+        <w:t>₪ לנקודת ספורטאים</w:t>
+      </w:r>
+      <w:r>
+        <w:rPr>
+          <w:rFonts w:hint="cs"/>
+          <w:rtl/>
+        </w:rPr>
+        <w:t xml:space="preserve"> </w:t>
+      </w:r>
+      <w:r>
+        <w:rPr>
+          <w:rtl/>
+        </w:rPr>
+        <w:t>–</w:t>
+      </w:r>
+      <w:r>
+        <w:rPr>
+          <w:rFonts w:hint="cs"/>
+          <w:rtl/>
+        </w:rPr>
+        <w:t xml:space="preserve"> לפי 3 ערכים (ענפי על, אישי וקבוצתי </w:t>
+      </w:r>
+      <w:r>
+        <w:rPr>
+          <w:rtl/>
+        </w:rPr>
+        <w:t>–</w:t>
+      </w:r>
+      <w:r>
+        <w:rPr>
+          <w:rFonts w:hint="cs"/>
+          <w:rtl/>
+        </w:rPr>
+        <w:t xml:space="preserve"> 3 </w:t>
+      </w:r>
+      <w:r>
+        <w:rPr>
+          <w:lang w:val="en-US"/>
+        </w:rPr>
+        <w:t>KPI</w:t>
+      </w:r>
+      <w:r>
+        <w:rPr>
+          <w:rFonts w:hint="cs"/>
+          <w:rtl/>
+          <w:lang w:val="en-US"/>
+        </w:rPr>
+        <w:t>)</w:t>
+      </w:r>
+    </w:p>
+    <w:p>
+      <w:pPr>
+        <w:pStyle w:val="ListParagraph"/>
+        <w:numPr>
+          <w:ilvl w:val="0"/>
+          <w:numId w:val="2"/>
+        </w:numPr>
+        <w:bidi/>
+      </w:pPr>
+      <w:r>
+        <w:rPr>
+          <w:rtl/>
+        </w:rPr>
+        <w:t>תקציב מהישגיות</w:t>
+      </w:r>
+    </w:p>
+    <w:p>
+      <w:pPr>
+        <w:pStyle w:val="ListParagraph"/>
+        <w:numPr>
+          <w:ilvl w:val="0"/>
+          <w:numId w:val="2"/>
+        </w:numPr>
+        <w:bidi/>
+      </w:pPr>
+      <w:r>
+        <w:rPr>
+          <w:rtl/>
+        </w:rPr>
+        <w:t>₪ לנקודת הישגיות</w:t>
+      </w:r>
+      <w:r>
+        <w:rPr>
+          <w:rFonts w:hint="cs"/>
+          <w:rtl/>
+        </w:rPr>
+        <w:t xml:space="preserve"> - לפי 3 ערכים (ענפי על, אישי וקבוצתי </w:t>
+      </w:r>
+      <w:r>
+        <w:rPr>
+          <w:rtl/>
+        </w:rPr>
+        <w:t>–</w:t>
+      </w:r>
+      <w:r>
+        <w:rPr>
+          <w:rFonts w:hint="cs"/>
+          <w:rtl/>
+        </w:rPr>
+        <w:t xml:space="preserve"> 3 </w:t>
+      </w:r>
+      <w:r>
+        <w:rPr>
+          <w:lang w:val="en-US"/>
+        </w:rPr>
+        <w:t>KPI</w:t>
+      </w:r>
+      <w:r>
+        <w:rPr>
+          <w:rFonts w:hint="cs"/>
+          <w:rtl/>
+          <w:lang w:val="en-US"/>
+        </w:rPr>
+        <w:t>)</w:t>
+      </w:r>
+    </w:p>
+    <w:p>
+      <w:pPr>
+        <w:pStyle w:val="ListParagraph"/>
+        <w:numPr>
+          <w:ilvl w:val="0"/>
+          <w:numId w:val="2"/>
+        </w:numPr>
+        <w:bidi/>
+      </w:pPr>
+      <w:r>
+        <w:rPr>
+          <w:rtl/>
+        </w:rPr>
+        <w:t>שיעור הישגיות נשים מתוך סך ההישגיות</w:t>
+      </w:r>
+      <w:r>
+        <w:rPr>
+          <w:rFonts w:hint="cs"/>
+          <w:rtl/>
+        </w:rPr>
+        <w:t xml:space="preserve"> - סה"כ ניקוד (דורש מדד נפרד בפיתוח, נספר כ-</w:t>
+      </w:r>
+      <w:r>
+        <w:rPr>
+          <w:lang w:val="en-US"/>
+        </w:rPr>
+        <w:t>KPI</w:t>
+      </w:r>
+      <w:r>
+        <w:rPr>
+          <w:rFonts w:hint="cs"/>
+          <w:rtl/>
+        </w:rPr>
+        <w:t>)</w:t>
+      </w:r>
+    </w:p>
+    <w:p>
+      <w:pPr>
+        <w:pStyle w:val="ListParagraph"/>
+        <w:numPr>
+          <w:ilvl w:val="0"/>
+          <w:numId w:val="2"/>
+        </w:numPr>
+        <w:bidi/>
+      </w:pPr>
+      <w:r>
+        <w:rPr>
+          <w:rtl/>
+        </w:rPr>
         <w:lastRenderedPageBreak/>
+        <w:t>שיעור של גברים ונשים מסה״כ ניקוד — מיון לפי סה״כ ניקוד יורד</w:t>
+      </w:r>
+      <w:r>
+        <w:rPr>
+          <w:rFonts w:hint="cs"/>
+          <w:rtl/>
+        </w:rPr>
+        <w:t xml:space="preserve"> - סה"כ ניקוד להצגה (דורש מדד נפרד בפיתוח, נספר כ-</w:t>
+      </w:r>
+      <w:r>
+        <w:rPr>
+          <w:lang w:val="en-US"/>
+        </w:rPr>
+        <w:t>KPI</w:t>
+      </w:r>
+      <w:r>
+        <w:rPr>
+          <w:rFonts w:hint="cs"/>
+          <w:rtl/>
+        </w:rPr>
+        <w:t>)</w:t>
+      </w:r>
+    </w:p>
+    <w:p>
+      <w:pPr>
+        <w:pStyle w:val="ListParagraph"/>
+        <w:bidi/>
+        <w:ind w:left="720"/>
+        <w:rPr>
+          <w:rtl/>
+        </w:rPr>
+      </w:pPr>
+    </w:p>
+    <w:p>
+      <w:pPr>
+        <w:pStyle w:val="ListParagraph"/>
+        <w:bidi/>
+        <w:ind w:left="720"/>
+      </w:pPr>
+    </w:p>
+    <w:p>
+      <w:pPr>
+        <w:pStyle w:val="Heading2"/>
+        <w:bidi/>
+      </w:pPr>
+      <w:r>
+        <w:rPr>
+          <w:rFonts w:ascii="David" w:cs="David"/>
+          <w:b/>
+          <w:bCs/>
+          <w:rtl/>
+        </w:rPr>
+        <w:t>פילטרים ופרמטרים</w:t>
+      </w:r>
+    </w:p>
+    <w:p>
+      <w:pPr>
+        <w:bidi/>
+      </w:pPr>
+    </w:p>
+    <w:p>
+      <w:pPr>
+        <w:pStyle w:val="ListParagraph"/>
+        <w:numPr>
+          <w:ilvl w:val="0"/>
+          <w:numId w:val="2"/>
+        </w:numPr>
+        <w:bidi/>
+      </w:pPr>
+      <w:r>
+        <w:rPr>
+          <w:rFonts w:hint="cs"/>
+          <w:rtl/>
+        </w:rPr>
+        <w:t>שנה</w:t>
+      </w:r>
+    </w:p>
+    <w:p>
+      <w:pPr>
+        <w:pStyle w:val="ListParagraph"/>
+        <w:numPr>
+          <w:ilvl w:val="0"/>
+          <w:numId w:val="2"/>
+        </w:numPr>
+        <w:bidi/>
+      </w:pPr>
+      <w:r>
+        <w:rPr>
+          <w:rFonts w:hint="cs"/>
+          <w:rtl/>
+        </w:rPr>
+        <w:t>רשות מקומית</w:t>
+      </w:r>
+    </w:p>
+    <w:p>
+      <w:pPr>
+        <w:pStyle w:val="ListParagraph"/>
+        <w:numPr>
+          <w:ilvl w:val="0"/>
+          <w:numId w:val="2"/>
+        </w:numPr>
+        <w:bidi/>
+      </w:pPr>
+      <w:r>
+        <w:rPr>
+          <w:rFonts w:hint="cs"/>
+          <w:rtl/>
+        </w:rPr>
+        <w:t xml:space="preserve">מדד סוציו </w:t>
+      </w:r>
+      <w:r>
+        <w:rPr>
+          <w:rtl/>
+        </w:rPr>
+        <w:t>–</w:t>
+      </w:r>
+      <w:r>
+        <w:rPr>
+          <w:rFonts w:hint="cs"/>
+          <w:rtl/>
+        </w:rPr>
+        <w:t xml:space="preserve"> אקונומי</w:t>
+      </w:r>
+    </w:p>
+    <w:p>
+      <w:pPr>
+        <w:pStyle w:val="ListParagraph"/>
+        <w:numPr>
+          <w:ilvl w:val="0"/>
+          <w:numId w:val="2"/>
+        </w:numPr>
+        <w:bidi/>
+      </w:pPr>
+      <w:r>
+        <w:rPr>
+          <w:rFonts w:hint="cs"/>
+          <w:rtl/>
+        </w:rPr>
+        <w:t>איגוד</w:t>
+      </w:r>
+    </w:p>
+    <w:p>
+      <w:pPr>
+        <w:pStyle w:val="ListParagraph"/>
+        <w:numPr>
+          <w:ilvl w:val="0"/>
+          <w:numId w:val="2"/>
+        </w:numPr>
+        <w:bidi/>
+      </w:pPr>
+      <w:r>
+        <w:rPr>
+          <w:rFonts w:hint="cs"/>
+          <w:rtl/>
+        </w:rPr>
+        <w:t>אגודה</w:t>
+      </w:r>
+    </w:p>
+    <w:p>
+      <w:pPr>
+        <w:pStyle w:val="ListParagraph"/>
+        <w:numPr>
+          <w:ilvl w:val="0"/>
+          <w:numId w:val="2"/>
+        </w:numPr>
+        <w:bidi/>
+      </w:pPr>
+      <w:r>
+        <w:rPr>
+          <w:rFonts w:hint="cs"/>
+          <w:rtl/>
+        </w:rPr>
+        <w:t>קבוצה</w:t>
+      </w:r>
+    </w:p>
+    <w:p>
+      <w:pPr>
+        <w:pStyle w:val="ListParagraph"/>
+        <w:numPr>
+          <w:ilvl w:val="0"/>
+          <w:numId w:val="2"/>
+        </w:numPr>
+        <w:bidi/>
+      </w:pPr>
+      <w:r>
+        <w:rPr>
+          <w:rFonts w:hint="cs"/>
+          <w:rtl/>
+        </w:rPr>
+        <w:t>ענף</w:t>
+      </w:r>
+    </w:p>
+    <w:p>
+      <w:pPr>
+        <w:pStyle w:val="ListParagraph"/>
+        <w:numPr>
+          <w:ilvl w:val="0"/>
+          <w:numId w:val="2"/>
+        </w:numPr>
+        <w:bidi/>
+      </w:pPr>
+      <w:r>
+        <w:rPr>
+          <w:rFonts w:hint="cs"/>
+          <w:rtl/>
+        </w:rPr>
         <w:t>סיווג אולימפי</w:t>
       </w:r>
     </w:p>
@@ -1179,8 +2278,595 @@
           <w:rFonts w:hint="cs"/>
           <w:rtl/>
         </w:rPr>
+        <w:t>תחרויות</w:t>
+      </w:r>
+    </w:p>
+    <w:p>
+      <w:pPr>
+        <w:pStyle w:val="ListParagraph"/>
+        <w:numPr>
+          <w:ilvl w:val="0"/>
+          <w:numId w:val="2"/>
+        </w:numPr>
+        <w:bidi/>
+      </w:pPr>
+      <w:r>
+        <w:rPr>
+          <w:rFonts w:hint="cs"/>
+          <w:rtl/>
+        </w:rPr>
+        <w:t>תנאי סף</w:t>
+      </w:r>
+    </w:p>
+    <w:p>
+      <w:pPr>
+        <w:bidi/>
+        <w:rPr>
+          <w:rtl/>
+        </w:rPr>
+      </w:pPr>
+    </w:p>
+    <w:p>
+      <w:pPr>
+        <w:bidi/>
+        <w:rPr>
+          <w:rtl/>
+        </w:rPr>
+      </w:pPr>
+    </w:p>
+    <w:p>
+      <w:pPr>
+        <w:bidi/>
+        <w:rPr>
+          <w:rtl/>
+        </w:rPr>
+      </w:pPr>
+    </w:p>
+    <w:p>
+      <w:pPr>
+        <w:pStyle w:val="Heading2"/>
+        <w:bidi/>
+      </w:pPr>
+      <w:r>
+        <w:rPr>
+          <w:rFonts w:ascii="David" w:cs="David"/>
+          <w:b/>
+          <w:bCs/>
+          <w:rtl/>
+        </w:rPr>
+        <w:t>רשימת הוויזואלים במסך</w:t>
+      </w:r>
+      <w:r>
+        <w:rPr>
+          <w:rFonts w:ascii="David" w:cs="David" w:hint="cs"/>
+          <w:b/>
+          <w:bCs/>
+          <w:rtl/>
+        </w:rPr>
+        <w:t xml:space="preserve"> תמונה כללית</w:t>
+      </w:r>
+    </w:p>
+    <w:p>
+      <w:pPr>
+        <w:bidi/>
+      </w:pPr>
+    </w:p>
+    <w:p>
+      <w:pPr>
+        <w:pStyle w:val="ListParagraph"/>
+        <w:numPr>
+          <w:ilvl w:val="0"/>
+          <w:numId w:val="2"/>
+        </w:numPr>
+        <w:bidi/>
+      </w:pPr>
+      <w:r>
+        <w:rPr>
+          <w:rtl/>
+        </w:rPr>
+        <w:t>חלקן של הנשים — ספורטאיות וניקוד</w:t>
+      </w:r>
+      <w:r>
+        <w:rPr>
+          <w:rFonts w:hint="cs"/>
+          <w:rtl/>
+        </w:rPr>
+        <w:t xml:space="preserve"> </w:t>
+      </w:r>
+      <w:r>
+        <w:rPr>
+          <w:rtl/>
+        </w:rPr>
+        <w:t>–</w:t>
+      </w:r>
+      <w:r>
+        <w:rPr>
+          <w:rFonts w:hint="cs"/>
+          <w:rtl/>
+        </w:rPr>
+        <w:t xml:space="preserve"> 3 גרפים</w:t>
+      </w:r>
+    </w:p>
+    <w:p>
+      <w:pPr>
+        <w:pStyle w:val="ListParagraph"/>
+        <w:numPr>
+          <w:ilvl w:val="0"/>
+          <w:numId w:val="2"/>
+        </w:numPr>
+        <w:bidi/>
+      </w:pPr>
+      <w:r>
+        <w:rPr>
+          <w:rtl/>
+        </w:rPr>
+        <w:t>שיעור תקציב הנשים ברכיבי התקציב הכולל לפי רצועות</w:t>
+      </w:r>
+    </w:p>
+    <w:p>
+      <w:pPr>
+        <w:pStyle w:val="ListParagraph"/>
+        <w:numPr>
+          <w:ilvl w:val="0"/>
+          <w:numId w:val="2"/>
+        </w:numPr>
+        <w:bidi/>
+      </w:pPr>
+      <w:r>
+        <w:rPr>
+          <w:rtl/>
+        </w:rPr>
+        <w:t>שיעור ספורטאיות — 4 חיתוכים</w:t>
+      </w:r>
+      <w:r>
+        <w:rPr>
+          <w:rFonts w:hint="cs"/>
+          <w:rtl/>
+        </w:rPr>
+        <w:t xml:space="preserve"> </w:t>
+      </w:r>
+      <w:r>
+        <w:rPr>
+          <w:rtl/>
+        </w:rPr>
+        <w:t>–</w:t>
+      </w:r>
+      <w:r>
+        <w:rPr>
+          <w:rFonts w:hint="cs"/>
+          <w:rtl/>
+        </w:rPr>
+        <w:t xml:space="preserve"> איגוד, רשות מקומית, מדד סוציו אקונומי ומדד פרפריאליות (4 גרפים)</w:t>
+      </w:r>
+    </w:p>
+    <w:p>
+      <w:pPr>
+        <w:bidi/>
+        <w:rPr>
+          <w:rtl/>
+        </w:rPr>
+      </w:pPr>
+    </w:p>
+    <w:p>
+      <w:pPr>
+        <w:bidi/>
+      </w:pPr>
+    </w:p>
+    <w:p>
+      <w:pPr>
+        <w:pStyle w:val="Heading2"/>
+        <w:bidi/>
+      </w:pPr>
+      <w:r>
+        <w:rPr>
+          <w:rFonts w:ascii="David" w:cs="David"/>
+          <w:b/>
+          <w:bCs/>
+          <w:rtl/>
+        </w:rPr>
+        <w:t>כרטיסי KPI</w:t>
+      </w:r>
+    </w:p>
+    <w:p>
+      <w:pPr>
+        <w:pStyle w:val="ListParagraph"/>
+        <w:numPr>
+          <w:ilvl w:val="0"/>
+          <w:numId w:val="2"/>
+        </w:numPr>
+        <w:bidi/>
+      </w:pPr>
+      <w:r>
+        <w:rPr>
+          <w:rtl/>
+        </w:rPr>
+        <w:t>ספורטאיות פעילות</w:t>
+      </w:r>
+      <w:r>
+        <w:rPr>
+          <w:rFonts w:hint="cs"/>
+          <w:rtl/>
+        </w:rPr>
+        <w:t xml:space="preserve"> + מגמה (2)</w:t>
+      </w:r>
+    </w:p>
+    <w:p>
+      <w:pPr>
+        <w:pStyle w:val="ListParagraph"/>
+        <w:numPr>
+          <w:ilvl w:val="0"/>
+          <w:numId w:val="2"/>
+        </w:numPr>
+        <w:bidi/>
+      </w:pPr>
+      <w:r>
+        <w:rPr>
+          <w:rtl/>
+        </w:rPr>
+        <w:t>שיעור ספורטאיות</w:t>
+      </w:r>
+      <w:r>
+        <w:rPr>
+          <w:rFonts w:hint="cs"/>
+          <w:rtl/>
+        </w:rPr>
+        <w:t xml:space="preserve"> + מגמה (2)</w:t>
+      </w:r>
+    </w:p>
+    <w:p>
+      <w:pPr>
+        <w:pStyle w:val="ListParagraph"/>
+        <w:numPr>
+          <w:ilvl w:val="0"/>
+          <w:numId w:val="2"/>
+        </w:numPr>
+        <w:bidi/>
+      </w:pPr>
+      <w:r>
+        <w:rPr>
+          <w:rtl/>
+        </w:rPr>
+        <w:t>שימור ספורטאיות</w:t>
+      </w:r>
+    </w:p>
+    <w:p>
+      <w:pPr>
+        <w:pStyle w:val="ListParagraph"/>
+        <w:numPr>
+          <w:ilvl w:val="0"/>
+          <w:numId w:val="2"/>
+        </w:numPr>
+        <w:bidi/>
+      </w:pPr>
+      <w:r>
+        <w:rPr>
+          <w:rtl/>
+        </w:rPr>
+        <w:t>מאמנות ומדריכות</w:t>
+      </w:r>
+      <w:r>
+        <w:rPr>
+          <w:rFonts w:hint="cs"/>
+          <w:rtl/>
+        </w:rPr>
+        <w:t xml:space="preserve"> + שיעור המאמנות (2)</w:t>
+      </w:r>
+    </w:p>
+    <w:p>
+      <w:pPr>
+        <w:pStyle w:val="ListParagraph"/>
+        <w:numPr>
+          <w:ilvl w:val="0"/>
+          <w:numId w:val="2"/>
+        </w:numPr>
+        <w:bidi/>
+      </w:pPr>
+      <w:r>
+        <w:rPr>
+          <w:rtl/>
+        </w:rPr>
+        <w:t>נשים בהנהלה</w:t>
+      </w:r>
+      <w:r>
+        <w:rPr>
+          <w:rFonts w:hint="cs"/>
+          <w:rtl/>
+        </w:rPr>
+        <w:t xml:space="preserve"> + פירוט גברים ונשים (2)</w:t>
+      </w:r>
+    </w:p>
+    <w:p>
+      <w:pPr>
+        <w:pStyle w:val="ListParagraph"/>
+        <w:numPr>
+          <w:ilvl w:val="0"/>
+          <w:numId w:val="2"/>
+        </w:numPr>
+        <w:bidi/>
+      </w:pPr>
+      <w:r>
+        <w:rPr>
+          <w:rtl/>
+        </w:rPr>
+        <w:t>איגודים עם 30%+ נשים בהנהלה</w:t>
+      </w:r>
+      <w:r>
+        <w:rPr>
+          <w:rFonts w:hint="cs"/>
+          <w:rtl/>
+        </w:rPr>
+        <w:t xml:space="preserve"> + מגמה (2)</w:t>
+      </w:r>
+    </w:p>
+    <w:p>
+      <w:pPr>
+        <w:pStyle w:val="ListParagraph"/>
+        <w:bidi/>
+        <w:ind w:left="720"/>
+        <w:rPr>
+          <w:rtl/>
+        </w:rPr>
+      </w:pPr>
+    </w:p>
+    <w:p>
+      <w:pPr>
+        <w:pStyle w:val="ListParagraph"/>
+        <w:bidi/>
+        <w:ind w:left="720"/>
+      </w:pPr>
+    </w:p>
+    <w:p>
+      <w:pPr>
+        <w:pStyle w:val="Heading2"/>
+        <w:bidi/>
+      </w:pPr>
+      <w:r>
+        <w:rPr>
+          <w:rFonts w:ascii="David" w:cs="David"/>
+          <w:b/>
+          <w:bCs/>
+          <w:rtl/>
+        </w:rPr>
+        <w:t>פילטרים ופרמטרים</w:t>
+      </w:r>
+    </w:p>
+    <w:p>
+      <w:pPr>
+        <w:bidi/>
+      </w:pPr>
+    </w:p>
+    <w:p>
+      <w:pPr>
+        <w:pStyle w:val="ListParagraph"/>
+        <w:numPr>
+          <w:ilvl w:val="0"/>
+          <w:numId w:val="2"/>
+        </w:numPr>
+        <w:bidi/>
+      </w:pPr>
+      <w:r>
+        <w:rPr>
+          <w:rFonts w:hint="cs"/>
+          <w:rtl/>
+        </w:rPr>
         <w:t>שנה</w:t>
       </w:r>
+    </w:p>
+    <w:p>
+      <w:pPr>
+        <w:pStyle w:val="ListParagraph"/>
+        <w:numPr>
+          <w:ilvl w:val="0"/>
+          <w:numId w:val="2"/>
+        </w:numPr>
+        <w:bidi/>
+      </w:pPr>
+      <w:r>
+        <w:rPr>
+          <w:rFonts w:hint="cs"/>
+          <w:rtl/>
+        </w:rPr>
+        <w:t>רשות מקומית</w:t>
+      </w:r>
+    </w:p>
+    <w:p>
+      <w:pPr>
+        <w:pStyle w:val="ListParagraph"/>
+        <w:numPr>
+          <w:ilvl w:val="0"/>
+          <w:numId w:val="2"/>
+        </w:numPr>
+        <w:bidi/>
+      </w:pPr>
+      <w:r>
+        <w:rPr>
+          <w:rFonts w:hint="cs"/>
+          <w:rtl/>
+        </w:rPr>
+        <w:t xml:space="preserve">מדד סוציו </w:t>
+      </w:r>
+      <w:r>
+        <w:rPr>
+          <w:rtl/>
+        </w:rPr>
+        <w:t>–</w:t>
+      </w:r>
+      <w:r>
+        <w:rPr>
+          <w:rFonts w:hint="cs"/>
+          <w:rtl/>
+        </w:rPr>
+        <w:t xml:space="preserve"> אקונומי</w:t>
+      </w:r>
+    </w:p>
+    <w:p>
+      <w:pPr>
+        <w:pStyle w:val="ListParagraph"/>
+        <w:numPr>
+          <w:ilvl w:val="0"/>
+          <w:numId w:val="2"/>
+        </w:numPr>
+        <w:bidi/>
+      </w:pPr>
+      <w:r>
+        <w:rPr>
+          <w:rFonts w:hint="cs"/>
+          <w:rtl/>
+        </w:rPr>
+        <w:t>איגוד</w:t>
+      </w:r>
+    </w:p>
+    <w:p>
+      <w:pPr>
+        <w:pStyle w:val="ListParagraph"/>
+        <w:numPr>
+          <w:ilvl w:val="0"/>
+          <w:numId w:val="2"/>
+        </w:numPr>
+        <w:bidi/>
+      </w:pPr>
+      <w:r>
+        <w:rPr>
+          <w:rFonts w:hint="cs"/>
+          <w:rtl/>
+        </w:rPr>
+        <w:t>אגודה</w:t>
+      </w:r>
+    </w:p>
+    <w:p>
+      <w:pPr>
+        <w:pStyle w:val="ListParagraph"/>
+        <w:numPr>
+          <w:ilvl w:val="0"/>
+          <w:numId w:val="2"/>
+        </w:numPr>
+        <w:bidi/>
+      </w:pPr>
+      <w:r>
+        <w:rPr>
+          <w:rFonts w:hint="cs"/>
+          <w:rtl/>
+        </w:rPr>
+        <w:t>קבוצה</w:t>
+      </w:r>
+    </w:p>
+    <w:p>
+      <w:pPr>
+        <w:pStyle w:val="ListParagraph"/>
+        <w:numPr>
+          <w:ilvl w:val="0"/>
+          <w:numId w:val="2"/>
+        </w:numPr>
+        <w:bidi/>
+      </w:pPr>
+      <w:r>
+        <w:rPr>
+          <w:rFonts w:hint="cs"/>
+          <w:rtl/>
+        </w:rPr>
+        <w:t>ענף</w:t>
+      </w:r>
+    </w:p>
+    <w:p>
+      <w:pPr>
+        <w:pStyle w:val="ListParagraph"/>
+        <w:numPr>
+          <w:ilvl w:val="0"/>
+          <w:numId w:val="2"/>
+        </w:numPr>
+        <w:bidi/>
+      </w:pPr>
+      <w:r>
+        <w:rPr>
+          <w:rFonts w:hint="cs"/>
+          <w:rtl/>
+        </w:rPr>
+        <w:t>סיווג אולימפי</w:t>
+      </w:r>
+    </w:p>
+    <w:p>
+      <w:pPr>
+        <w:pStyle w:val="ListParagraph"/>
+        <w:numPr>
+          <w:ilvl w:val="0"/>
+          <w:numId w:val="2"/>
+        </w:numPr>
+        <w:bidi/>
+      </w:pPr>
+      <w:r>
+        <w:rPr>
+          <w:rFonts w:hint="cs"/>
+          <w:rtl/>
+        </w:rPr>
+        <w:t>סוג ענף</w:t>
+      </w:r>
+    </w:p>
+    <w:p>
+      <w:pPr>
+        <w:pStyle w:val="ListParagraph"/>
+        <w:numPr>
+          <w:ilvl w:val="0"/>
+          <w:numId w:val="2"/>
+        </w:numPr>
+        <w:bidi/>
+      </w:pPr>
+      <w:r>
+        <w:rPr>
+          <w:rFonts w:hint="cs"/>
+          <w:rtl/>
+        </w:rPr>
+        <w:t>תחרויות</w:t>
+      </w:r>
+    </w:p>
+    <w:p>
+      <w:pPr>
+        <w:pStyle w:val="ListParagraph"/>
+        <w:numPr>
+          <w:ilvl w:val="0"/>
+          <w:numId w:val="2"/>
+        </w:numPr>
+        <w:bidi/>
+      </w:pPr>
+      <w:r>
+        <w:rPr>
+          <w:rFonts w:hint="cs"/>
+          <w:rtl/>
+        </w:rPr>
+        <w:t>טווח גיל</w:t>
+      </w:r>
+    </w:p>
+    <w:p>
+      <w:pPr>
+        <w:pStyle w:val="ListParagraph"/>
+        <w:numPr>
+          <w:ilvl w:val="0"/>
+          <w:numId w:val="2"/>
+        </w:numPr>
+        <w:bidi/>
+      </w:pPr>
+      <w:r>
+        <w:rPr>
+          <w:rFonts w:hint="cs"/>
+          <w:rtl/>
+        </w:rPr>
+        <w:t>תנאי סף</w:t>
+      </w:r>
+    </w:p>
+    <w:p>
+      <w:pPr>
+        <w:bidi/>
+        <w:rPr>
+          <w:rtl/>
+        </w:rPr>
+      </w:pPr>
+    </w:p>
+    <w:p>
+      <w:pPr>
+        <w:bidi/>
+        <w:rPr>
+          <w:rtl/>
+        </w:rPr>
+      </w:pPr>
     </w:p>
     <w:p>
       <w:pPr>
@@ -1255,12 +2941,6 @@
         <w:gridCol w:w="2820"/>
       </w:tblGrid>
       <w:tr>
-        <w:tblPrEx>
-          <w:tblCellMar>
-            <w:top w:w="0" w:type="dxa"/>
-            <w:bottom w:w="0" w:type="dxa"/>
-          </w:tblCellMar>
-        </w:tblPrEx>
         <w:tc>
           <w:tcPr>
             <w:tcW w:w="0" w:type="auto"/>
@@ -1339,12 +3019,6 @@
         </w:tc>
       </w:tr>
       <w:tr>
-        <w:tblPrEx>
-          <w:tblCellMar>
-            <w:top w:w="0" w:type="dxa"/>
-            <w:bottom w:w="0" w:type="dxa"/>
-          </w:tblCellMar>
-        </w:tblPrEx>
         <w:tc>
           <w:tcPr>
             <w:tcW w:w="0" w:type="auto"/>
@@ -1358,6 +3032,7 @@
                 <w:rFonts w:hint="cs"/>
                 <w:rtl/>
               </w:rPr>
+              <w:lastRenderedPageBreak/>
               <w:t>השוואת רשויות</w:t>
             </w:r>
           </w:p>
@@ -1387,7 +3062,6 @@
             <w:pPr>
               <w:bidi/>
               <w:rPr>
-                <w:rFonts w:hint="cs"/>
                 <w:rtl/>
                 <w:lang w:val="en-US"/>
               </w:rPr>
@@ -1421,12 +3095,6 @@
         </w:tc>
       </w:tr>
       <w:tr>
-        <w:tblPrEx>
-          <w:tblCellMar>
-            <w:top w:w="0" w:type="dxa"/>
-            <w:bottom w:w="0" w:type="dxa"/>
-          </w:tblCellMar>
-        </w:tblPrEx>
         <w:tc>
           <w:tcPr>
             <w:tcW w:w="0" w:type="auto"/>
@@ -1435,7 +3103,6 @@
             <w:pPr>
               <w:bidi/>
               <w:rPr>
-                <w:rFonts w:hint="cs"/>
                 <w:rtl/>
               </w:rPr>
             </w:pPr>
@@ -1456,7 +3123,6 @@
             <w:pPr>
               <w:bidi/>
               <w:rPr>
-                <w:rFonts w:hint="cs"/>
                 <w:rtl/>
               </w:rPr>
             </w:pPr>
@@ -1477,7 +3143,6 @@
             <w:pPr>
               <w:bidi/>
               <w:rPr>
-                <w:rFonts w:hint="cs"/>
                 <w:rtl/>
               </w:rPr>
             </w:pPr>
@@ -1498,7 +3163,6 @@
             <w:pPr>
               <w:bidi/>
               <w:rPr>
-                <w:rFonts w:hint="cs"/>
                 <w:rtl/>
               </w:rPr>
             </w:pPr>
@@ -1513,12 +3177,6 @@
         </w:tc>
       </w:tr>
       <w:tr>
-        <w:tblPrEx>
-          <w:tblCellMar>
-            <w:top w:w="0" w:type="dxa"/>
-            <w:bottom w:w="0" w:type="dxa"/>
-          </w:tblCellMar>
-        </w:tblPrEx>
         <w:tc>
           <w:tcPr>
             <w:tcW w:w="0" w:type="auto"/>
@@ -1527,10 +3185,16 @@
             <w:pPr>
               <w:bidi/>
               <w:rPr>
+                <w:rtl/>
+              </w:rPr>
+            </w:pPr>
+            <w:r>
+              <w:rPr>
                 <w:rFonts w:hint="cs"/>
                 <w:rtl/>
               </w:rPr>
-            </w:pPr>
+              <w:t>ספורטאיות ושימור</w:t>
+            </w:r>
           </w:p>
         </w:tc>
         <w:tc>
@@ -1541,10 +3205,16 @@
             <w:pPr>
               <w:bidi/>
               <w:rPr>
+                <w:rtl/>
+              </w:rPr>
+            </w:pPr>
+            <w:r>
+              <w:rPr>
                 <w:rFonts w:hint="cs"/>
                 <w:rtl/>
               </w:rPr>
-            </w:pPr>
+              <w:t>21</w:t>
+            </w:r>
           </w:p>
         </w:tc>
         <w:tc>
@@ -1555,10 +3225,16 @@
             <w:pPr>
               <w:bidi/>
               <w:rPr>
+                <w:rtl/>
+              </w:rPr>
+            </w:pPr>
+            <w:r>
+              <w:rPr>
                 <w:rFonts w:hint="cs"/>
                 <w:rtl/>
               </w:rPr>
-            </w:pPr>
+              <w:t>7</w:t>
+            </w:r>
           </w:p>
         </w:tc>
         <w:tc>
@@ -1569,10 +3245,180 @@
             <w:pPr>
               <w:bidi/>
               <w:rPr>
+                <w:rtl/>
+              </w:rPr>
+            </w:pPr>
+            <w:r>
+              <w:rPr>
                 <w:rFonts w:hint="cs"/>
                 <w:rtl/>
               </w:rPr>
+              <w:t>12</w:t>
+            </w:r>
+          </w:p>
+        </w:tc>
+      </w:tr>
+      <w:tr>
+        <w:tc>
+          <w:tcPr>
+            <w:tcW w:w="0" w:type="auto"/>
+          </w:tcPr>
+          <w:p>
+            <w:pPr>
+              <w:bidi/>
+              <w:rPr>
+                <w:rtl/>
+              </w:rPr>
             </w:pPr>
+            <w:r>
+              <w:rPr>
+                <w:rFonts w:hint="cs"/>
+                <w:rtl/>
+              </w:rPr>
+              <w:t xml:space="preserve">תקציב וניקוד </w:t>
+            </w:r>
+          </w:p>
+        </w:tc>
+        <w:tc>
+          <w:tcPr>
+            <w:tcW w:w="0" w:type="auto"/>
+          </w:tcPr>
+          <w:p>
+            <w:pPr>
+              <w:bidi/>
+              <w:rPr>
+                <w:rtl/>
+              </w:rPr>
+            </w:pPr>
+            <w:r>
+              <w:rPr>
+                <w:rFonts w:hint="cs"/>
+                <w:rtl/>
+              </w:rPr>
+              <w:t>6</w:t>
+            </w:r>
+          </w:p>
+        </w:tc>
+        <w:tc>
+          <w:tcPr>
+            <w:tcW w:w="0" w:type="auto"/>
+          </w:tcPr>
+          <w:p>
+            <w:pPr>
+              <w:bidi/>
+              <w:rPr>
+                <w:rtl/>
+              </w:rPr>
+            </w:pPr>
+            <w:r>
+              <w:rPr>
+                <w:rFonts w:hint="cs"/>
+                <w:rtl/>
+              </w:rPr>
+              <w:t>10</w:t>
+            </w:r>
+          </w:p>
+        </w:tc>
+        <w:tc>
+          <w:tcPr>
+            <w:tcW w:w="0" w:type="auto"/>
+          </w:tcPr>
+          <w:p>
+            <w:pPr>
+              <w:bidi/>
+              <w:rPr>
+                <w:rtl/>
+              </w:rPr>
+            </w:pPr>
+            <w:r>
+              <w:rPr>
+                <w:rFonts w:hint="cs"/>
+                <w:rtl/>
+              </w:rPr>
+              <w:t>11</w:t>
+            </w:r>
+          </w:p>
+        </w:tc>
+      </w:tr>
+      <w:tr>
+        <w:tc>
+          <w:tcPr>
+            <w:tcW w:w="0" w:type="auto"/>
+          </w:tcPr>
+          <w:p>
+            <w:pPr>
+              <w:bidi/>
+              <w:rPr>
+                <w:rtl/>
+              </w:rPr>
+            </w:pPr>
+            <w:r>
+              <w:rPr>
+                <w:rFonts w:hint="cs"/>
+                <w:rtl/>
+              </w:rPr>
+              <w:t>תמונה כללית</w:t>
+            </w:r>
+          </w:p>
+        </w:tc>
+        <w:tc>
+          <w:tcPr>
+            <w:tcW w:w="0" w:type="auto"/>
+          </w:tcPr>
+          <w:p>
+            <w:pPr>
+              <w:bidi/>
+              <w:rPr>
+                <w:rtl/>
+              </w:rPr>
+            </w:pPr>
+            <w:r>
+              <w:rPr>
+                <w:rFonts w:hint="cs"/>
+                <w:rtl/>
+              </w:rPr>
+              <w:t>8</w:t>
+            </w:r>
+          </w:p>
+        </w:tc>
+        <w:tc>
+          <w:tcPr>
+            <w:tcW w:w="0" w:type="auto"/>
+          </w:tcPr>
+          <w:p>
+            <w:pPr>
+              <w:bidi/>
+              <w:rPr>
+                <w:rtl/>
+              </w:rPr>
+            </w:pPr>
+            <w:r>
+              <w:rPr>
+                <w:rFonts w:hint="cs"/>
+                <w:rtl/>
+              </w:rPr>
+              <w:t>11</w:t>
+            </w:r>
+          </w:p>
+        </w:tc>
+        <w:tc>
+          <w:tcPr>
+            <w:tcW w:w="0" w:type="auto"/>
+          </w:tcPr>
+          <w:p>
+            <w:pPr>
+              <w:bidi/>
+              <w:rPr>
+                <w:rtl/>
+              </w:rPr>
+            </w:pPr>
+            <w:r>
+              <w:rPr>
+                <w:rFonts w:hint="cs"/>
+                <w:rtl/>
+              </w:rPr>
+              <w:t>12</w:t>
+            </w:r>
           </w:p>
         </w:tc>
       </w:tr>
@@ -1923,7 +3769,7 @@
     <w:rPrDefault>
       <w:rPr>
         <w:rFonts w:ascii="Times New Roman" w:eastAsia="Times New Roman" w:hAnsi="Times New Roman" w:cs="Times New Roman"/>
-        <w:lang w:bidi="he-IL"/>
+        <w:lang w:val="en-IL" w:eastAsia="en-IL" w:bidi="he-IL"/>
       </w:rPr>
     </w:rPrDefault>
     <w:pPrDefault/>
@@ -2309,7 +4155,7 @@
   <w:style w:type="paragraph" w:default="1" w:styleId="Normal">
     <w:name w:val="Normal"/>
     <w:qFormat/>
-    <w:rsid w:val="00927387"/>
+    <w:rsid w:val="001B362F"/>
   </w:style>
   <w:style w:type="paragraph" w:styleId="Heading1">
     <w:name w:val="heading 1"/>
@@ -2398,6 +4244,7 @@
   <w:style w:type="character" w:default="1" w:styleId="DefaultParagraphFont">
     <w:name w:val="Default Paragraph Font"/>
     <w:uiPriority w:val="1"/>
+    <w:semiHidden/>
     <w:unhideWhenUsed/>
   </w:style>
   <w:style w:type="table" w:default="1" w:styleId="TableNormal">
